--- a/docs/files/BioMar_Brand_Voice_Guidelines__Policy_2026-07.docx
+++ b/docs/files/BioMar_Brand_Voice_Guidelines__Policy_2026-07.docx
@@ -19,7 +19,7 @@
               <a:graphicData uri="http://schemas.openxmlformats.org/drawingml/2006/picture">
                 <pic:pic>
                   <pic:nvPicPr>
-                    <pic:cNvPr id="0" name="tmpj0b23ild.png"/>
+                    <pic:cNvPr id="0" name="tmpucwv92o8.png"/>
                     <pic:cNvPicPr/>
                   </pic:nvPicPr>
                   <pic:blipFill>

--- a/docs/files/BioMar_Brand_Voice_Guidelines__Policy_2026-07.docx
+++ b/docs/files/BioMar_Brand_Voice_Guidelines__Policy_2026-07.docx
@@ -19,7 +19,7 @@
               <a:graphicData uri="http://schemas.openxmlformats.org/drawingml/2006/picture">
                 <pic:pic>
                   <pic:nvPicPr>
-                    <pic:cNvPr id="0" name="tmpucwv92o8.png"/>
+                    <pic:cNvPr id="0" name="tmpywl_p9wv.png"/>
                     <pic:cNvPicPr/>
                   </pic:nvPicPr>
                   <pic:blipFill>

--- a/docs/files/BioMar_Brand_Voice_Guidelines__Policy_2026-07.docx
+++ b/docs/files/BioMar_Brand_Voice_Guidelines__Policy_2026-07.docx
@@ -19,7 +19,7 @@
               <a:graphicData uri="http://schemas.openxmlformats.org/drawingml/2006/picture">
                 <pic:pic>
                   <pic:nvPicPr>
-                    <pic:cNvPr id="0" name="tmpywl_p9wv.png"/>
+                    <pic:cNvPr id="0" name="tmpjegopzv4.png"/>
                     <pic:cNvPicPr/>
                   </pic:nvPicPr>
                   <pic:blipFill>

--- a/docs/files/BioMar_Brand_Voice_Guidelines__Policy_2026-07.docx
+++ b/docs/files/BioMar_Brand_Voice_Guidelines__Policy_2026-07.docx
@@ -19,7 +19,7 @@
               <a:graphicData uri="http://schemas.openxmlformats.org/drawingml/2006/picture">
                 <pic:pic>
                   <pic:nvPicPr>
-                    <pic:cNvPr id="0" name="tmpjegopzv4.png"/>
+                    <pic:cNvPr id="0" name="tmpovsqiuln.png"/>
                     <pic:cNvPicPr/>
                   </pic:nvPicPr>
                   <pic:blipFill>

--- a/docs/files/BioMar_Brand_Voice_Guidelines__Policy_2026-07.docx
+++ b/docs/files/BioMar_Brand_Voice_Guidelines__Policy_2026-07.docx
@@ -19,7 +19,7 @@
               <a:graphicData uri="http://schemas.openxmlformats.org/drawingml/2006/picture">
                 <pic:pic>
                   <pic:nvPicPr>
-                    <pic:cNvPr id="0" name="tmpovsqiuln.png"/>
+                    <pic:cNvPr id="0" name="tmpsx2m3qf1.png"/>
                     <pic:cNvPicPr/>
                   </pic:nvPicPr>
                   <pic:blipFill>

--- a/docs/files/BioMar_Brand_Voice_Guidelines__Policy_2026-07.docx
+++ b/docs/files/BioMar_Brand_Voice_Guidelines__Policy_2026-07.docx
@@ -19,7 +19,7 @@
               <a:graphicData uri="http://schemas.openxmlformats.org/drawingml/2006/picture">
                 <pic:pic>
                   <pic:nvPicPr>
-                    <pic:cNvPr id="0" name="tmpsx2m3qf1.png"/>
+                    <pic:cNvPr id="0" name="tmpe_6d8ilw.png"/>
                     <pic:cNvPicPr/>
                   </pic:nvPicPr>
                   <pic:blipFill>

--- a/docs/files/BioMar_Brand_Voice_Guidelines__Policy_2026-07.docx
+++ b/docs/files/BioMar_Brand_Voice_Guidelines__Policy_2026-07.docx
@@ -19,7 +19,7 @@
               <a:graphicData uri="http://schemas.openxmlformats.org/drawingml/2006/picture">
                 <pic:pic>
                   <pic:nvPicPr>
-                    <pic:cNvPr id="0" name="tmpe_6d8ilw.png"/>
+                    <pic:cNvPr id="0" name="tmp032u3g7u.png"/>
                     <pic:cNvPicPr/>
                   </pic:nvPicPr>
                   <pic:blipFill>

--- a/docs/files/BioMar_Brand_Voice_Guidelines__Policy_2026-07.docx
+++ b/docs/files/BioMar_Brand_Voice_Guidelines__Policy_2026-07.docx
@@ -19,7 +19,7 @@
               <a:graphicData uri="http://schemas.openxmlformats.org/drawingml/2006/picture">
                 <pic:pic>
                   <pic:nvPicPr>
-                    <pic:cNvPr id="0" name="tmp032u3g7u.png"/>
+                    <pic:cNvPr id="0" name="tmponeallow.png"/>
                     <pic:cNvPicPr/>
                   </pic:nvPicPr>
                   <pic:blipFill>
